--- a/submission_POR/2_Title_page_and_declarations.docx
+++ b/submission_POR/2_Title_page_and_declarations.docx
@@ -233,7 +233,7 @@
           <w:szCs w:val="24"/>
           <w:highlight w:val="yellow"/>
         </w:rPr>
-        <w:t xml:space="preserve"> [Name], [postal address], [e-mail address], [telephone]</w:t>
+        <w:t xml:space="preserve"> [Name], [postal address], [e-mail address], [fax number]</w:t>
       </w:r>
     </w:p>
     <w:p>
@@ -306,7 +306,7 @@
           <w:szCs w:val="24"/>
           <w:highlight w:val="yellow"/>
         </w:rPr>
-        <w:t xml:space="preserve"> [The authors received no specific funding for this work. — OR — state funder and grant number.]</w:t>
+        <w:t xml:space="preserve"> [The authors received no specific funding for this work. — OR — state funder (full name) and grant number.]</w:t>
       </w:r>
     </w:p>
     <w:p>
@@ -332,7 +332,157 @@
           <w:szCs w:val="24"/>
           <w:highlight w:val="yellow"/>
         </w:rPr>
-        <w:t xml:space="preserve"> [The authors declare that they have no competing interests. — OR — describe.]</w:t>
+        <w:t xml:space="preserve"> Financial interests: [The authors declare they have no financial interests.] Non-financial interests: [None. — OR — describe.]</w:t>
+      </w:r>
+    </w:p>
+    <w:p>
+      <w:pPr>
+        <w:spacing w:before="0" w:after="80" w:line="270" w:lineRule="auto"/>
+        <w:jc w:val="both"/>
+      </w:pPr>
+      <w:r>
+        <w:rPr>
+          <w:rFonts w:ascii="Times New Roman" w:hAnsi="Times New Roman" w:cs="Times New Roman" w:eastAsia="Times New Roman"/>
+          <w:b/>
+          <w:bCs/>
+          <w:sz w:val="24"/>
+          <w:szCs w:val="24"/>
+          <w:highlight w:val="yellow"/>
+        </w:rPr>
+        <w:t xml:space="preserve">Ethics approval.</w:t>
+      </w:r>
+      <w:r>
+        <w:rPr>
+          <w:rFonts w:ascii="Times New Roman" w:hAnsi="Times New Roman" w:cs="Times New Roman" w:eastAsia="Times New Roman"/>
+          <w:sz w:val="24"/>
+          <w:szCs w:val="24"/>
+          <w:highlight w:val="yellow"/>
+        </w:rPr>
+        <w:t xml:space="preserve"> [If an ethics committee or institutional review board approved the study, state its name and approval number. If not, state that the study was an anonymous, voluntary survey of adult professionals that involved no foreseeable risk.]</w:t>
+      </w:r>
+    </w:p>
+    <w:p>
+      <w:pPr>
+        <w:spacing w:before="0" w:after="80" w:line="270" w:lineRule="auto"/>
+        <w:jc w:val="both"/>
+      </w:pPr>
+      <w:r>
+        <w:rPr>
+          <w:rFonts w:ascii="Times New Roman" w:hAnsi="Times New Roman" w:cs="Times New Roman" w:eastAsia="Times New Roman"/>
+          <w:b/>
+          <w:bCs/>
+          <w:sz w:val="24"/>
+          <w:szCs w:val="24"/>
+        </w:rPr>
+        <w:t xml:space="preserve">Consent to participate.</w:t>
+      </w:r>
+      <w:r>
+        <w:rPr>
+          <w:rFonts w:ascii="Times New Roman" w:hAnsi="Times New Roman" w:cs="Times New Roman" w:eastAsia="Times New Roman"/>
+          <w:sz w:val="24"/>
+          <w:szCs w:val="24"/>
+        </w:rPr>
+        <w:t xml:space="preserve"> Participation was voluntary and anonymous, no identifying information was collected, and submission of the questionnaire was taken as informed consent.</w:t>
+      </w:r>
+    </w:p>
+    <w:p>
+      <w:pPr>
+        <w:spacing w:before="0" w:after="80" w:line="270" w:lineRule="auto"/>
+        <w:jc w:val="both"/>
+      </w:pPr>
+      <w:r>
+        <w:rPr>
+          <w:rFonts w:ascii="Times New Roman" w:hAnsi="Times New Roman" w:cs="Times New Roman" w:eastAsia="Times New Roman"/>
+          <w:b/>
+          <w:bCs/>
+          <w:sz w:val="24"/>
+          <w:szCs w:val="24"/>
+        </w:rPr>
+        <w:t xml:space="preserve">Consent for publication.</w:t>
+      </w:r>
+      <w:r>
+        <w:rPr>
+          <w:rFonts w:ascii="Times New Roman" w:hAnsi="Times New Roman" w:cs="Times New Roman" w:eastAsia="Times New Roman"/>
+          <w:sz w:val="24"/>
+          <w:szCs w:val="24"/>
+        </w:rPr>
+        <w:t xml:space="preserve"> Not applicable.</w:t>
+      </w:r>
+    </w:p>
+    <w:p>
+      <w:pPr>
+        <w:spacing w:before="0" w:after="80" w:line="270" w:lineRule="auto"/>
+        <w:jc w:val="both"/>
+      </w:pPr>
+      <w:r>
+        <w:rPr>
+          <w:rFonts w:ascii="Times New Roman" w:hAnsi="Times New Roman" w:cs="Times New Roman" w:eastAsia="Times New Roman"/>
+          <w:b/>
+          <w:bCs/>
+          <w:sz w:val="24"/>
+          <w:szCs w:val="24"/>
+          <w:highlight w:val="yellow"/>
+        </w:rPr>
+        <w:t xml:space="preserve">Data availability.</w:t>
+      </w:r>
+      <w:r>
+        <w:rPr>
+          <w:rFonts w:ascii="Times New Roman" w:hAnsi="Times New Roman" w:cs="Times New Roman" w:eastAsia="Times New Roman"/>
+          <w:sz w:val="24"/>
+          <w:szCs w:val="24"/>
+          <w:highlight w:val="yellow"/>
+        </w:rPr>
+        <w:t xml:space="preserve"> [The anonymized item-level data are available from the corresponding author on reasonable request. — OR — give repository DOI/link; for double-blind review the repository record should be anonymized.]</w:t>
+      </w:r>
+    </w:p>
+    <w:p>
+      <w:pPr>
+        <w:spacing w:before="0" w:after="80" w:line="270" w:lineRule="auto"/>
+        <w:jc w:val="both"/>
+      </w:pPr>
+      <w:r>
+        <w:rPr>
+          <w:rFonts w:ascii="Times New Roman" w:hAnsi="Times New Roman" w:cs="Times New Roman" w:eastAsia="Times New Roman"/>
+          <w:b/>
+          <w:bCs/>
+          <w:sz w:val="24"/>
+          <w:szCs w:val="24"/>
+        </w:rPr>
+        <w:t xml:space="preserve">Materials availability.</w:t>
+      </w:r>
+      <w:r>
+        <w:rPr>
+          <w:rFonts w:ascii="Times New Roman" w:hAnsi="Times New Roman" w:cs="Times New Roman" w:eastAsia="Times New Roman"/>
+          <w:sz w:val="24"/>
+          <w:szCs w:val="24"/>
+        </w:rPr>
+        <w:t xml:space="preserve"> The questionnaire items are reported in Online Resource 1.</w:t>
+      </w:r>
+    </w:p>
+    <w:p>
+      <w:pPr>
+        <w:spacing w:before="0" w:after="80" w:line="270" w:lineRule="auto"/>
+        <w:jc w:val="both"/>
+      </w:pPr>
+      <w:r>
+        <w:rPr>
+          <w:rFonts w:ascii="Times New Roman" w:hAnsi="Times New Roman" w:cs="Times New Roman" w:eastAsia="Times New Roman"/>
+          <w:b/>
+          <w:bCs/>
+          <w:sz w:val="24"/>
+          <w:szCs w:val="24"/>
+          <w:highlight w:val="yellow"/>
+        </w:rPr>
+        <w:t xml:space="preserve">Code availability.</w:t>
+      </w:r>
+      <w:r>
+        <w:rPr>
+          <w:rFonts w:ascii="Times New Roman" w:hAnsi="Times New Roman" w:cs="Times New Roman" w:eastAsia="Times New Roman"/>
+          <w:sz w:val="24"/>
+          <w:szCs w:val="24"/>
+          <w:highlight w:val="yellow"/>
+        </w:rPr>
+        <w:t xml:space="preserve"> [The analysis code is available from the corresponding author on reasonable request. — OR — give repository link.]</w:t>
       </w:r>
     </w:p>
     <w:p>
@@ -358,59 +508,7 @@
           <w:szCs w:val="24"/>
           <w:highlight w:val="yellow"/>
         </w:rPr>
-        <w:t xml:space="preserve"> [CRediT statement, e.g., Author 1: conceptualization, data curation, formal analysis, writing – original draft. Author 2: supervision, writing – review &amp; editing.]</w:t>
-      </w:r>
-    </w:p>
-    <w:p>
-      <w:pPr>
-        <w:spacing w:before="0" w:after="80" w:line="270" w:lineRule="auto"/>
-        <w:jc w:val="both"/>
-      </w:pPr>
-      <w:r>
-        <w:rPr>
-          <w:rFonts w:ascii="Times New Roman" w:hAnsi="Times New Roman" w:cs="Times New Roman" w:eastAsia="Times New Roman"/>
-          <w:b/>
-          <w:bCs/>
-          <w:sz w:val="24"/>
-          <w:szCs w:val="24"/>
-          <w:highlight w:val="yellow"/>
-        </w:rPr>
-        <w:t xml:space="preserve">Ethics approval.</w:t>
-      </w:r>
-      <w:r>
-        <w:rPr>
-          <w:rFonts w:ascii="Times New Roman" w:hAnsi="Times New Roman" w:cs="Times New Roman" w:eastAsia="Times New Roman"/>
-          <w:sz w:val="24"/>
-          <w:szCs w:val="24"/>
-          <w:highlight w:val="yellow"/>
-        </w:rPr>
-        <w:t xml:space="preserve"> [If an ethics committee or institutional review board approved the study, state its name and approval number. If not, state that the study involved an anonymous, voluntary survey of adult professionals and that submitting the questionnaire was taken as informed consent.]</w:t>
-      </w:r>
-    </w:p>
-    <w:p>
-      <w:pPr>
-        <w:spacing w:before="0" w:after="80" w:line="270" w:lineRule="auto"/>
-        <w:jc w:val="both"/>
-      </w:pPr>
-      <w:r>
-        <w:rPr>
-          <w:rFonts w:ascii="Times New Roman" w:hAnsi="Times New Roman" w:cs="Times New Roman" w:eastAsia="Times New Roman"/>
-          <w:b/>
-          <w:bCs/>
-          <w:sz w:val="24"/>
-          <w:szCs w:val="24"/>
-          <w:highlight w:val="yellow"/>
-        </w:rPr>
-        <w:t xml:space="preserve">Acknowledgments.</w:t>
-      </w:r>
-      <w:r>
-        <w:rPr>
-          <w:rFonts w:ascii="Times New Roman" w:hAnsi="Times New Roman" w:cs="Times New Roman" w:eastAsia="Times New Roman"/>
-          <w:sz w:val="24"/>
-          <w:szCs w:val="24"/>
-          <w:highlight w:val="yellow"/>
-        </w:rPr>
-        <w:t xml:space="preserve"> [None. — OR — name persons or institutions to be thanked.]</w:t>
+        <w:t xml:space="preserve"> [CRediT statement, e.g., Conceptualization: [full name]; Methodology: [full name]; Formal analysis and investigation: [full name]; Writing – original draft preparation: [full name]; Writing – review and editing: [full name]; Supervision: [full name].]</w:t>
       </w:r>
     </w:p>
     <w:p>
@@ -436,31 +534,38 @@
           <w:szCs w:val="24"/>
           <w:highlight w:val="yellow"/>
         </w:rPr>
-        <w:t xml:space="preserve"> [State whether and how generative AI tools were used in preparing the manuscript or analysis code, following the publisher’s policy on AI use. If none were used, state “No generative AI tools were used.”]</w:t>
+        <w:t xml:space="preserve"> [State whether and how generative AI tools were used in preparing the manuscript or analysis code, following the publisher’s policy. If none were used, state this.]</w:t>
       </w:r>
     </w:p>
     <w:p>
       <w:pPr>
-        <w:spacing w:before="0" w:after="80" w:line="270" w:lineRule="auto"/>
-        <w:jc w:val="both"/>
+        <w:spacing w:before="120" w:after="80" w:line="270" w:lineRule="auto"/>
+        <w:jc w:val="left"/>
       </w:pPr>
       <w:r>
         <w:rPr>
           <w:rFonts w:ascii="Times New Roman" w:hAnsi="Times New Roman" w:cs="Times New Roman" w:eastAsia="Times New Roman"/>
           <w:b/>
           <w:bCs/>
-          <w:sz w:val="24"/>
-          <w:szCs w:val="24"/>
+          <w:sz w:val="26"/>
+          <w:szCs w:val="26"/>
         </w:rPr>
-        <w:t xml:space="preserve">Data availability.</w:t>
+        <w:t xml:space="preserve">Acknowledgments</w:t>
       </w:r>
+    </w:p>
+    <w:p>
+      <w:pPr>
+        <w:spacing w:before="0" w:after="120" w:line="270" w:lineRule="auto"/>
+        <w:jc w:val="both"/>
+      </w:pPr>
       <w:r>
         <w:rPr>
           <w:rFonts w:ascii="Times New Roman" w:hAnsi="Times New Roman" w:cs="Times New Roman" w:eastAsia="Times New Roman"/>
           <w:sz w:val="24"/>
           <w:szCs w:val="24"/>
+          <w:highlight w:val="yellow"/>
         </w:rPr>
-        <w:t xml:space="preserve"> The questionnaire items are reported in Online Resource 1. The anonymized item-level data and the analysis code are available from the corresponding author on reasonable request. (Same statement as in the anonymized manuscript; change both files if you prefer a repository.)</w:t>
+        <w:t xml:space="preserve">[None. — OR — name persons, institutions and grants to be thanked; write funding organizations in full.]</w:t>
       </w:r>
     </w:p>
     <w:p>
@@ -484,7 +589,7 @@
           <w:sz w:val="24"/>
           <w:szCs w:val="24"/>
         </w:rPr>
-        <w:t xml:space="preserve"> Approximately 5,500 words including the abstract, tables, figure caption and references; abstract 89 words; 6 keywords; 5 tables and 1 figure in the main text; Online Resource 1 with 13 tables and 1 figure.</w:t>
+        <w:t xml:space="preserve"> Approximately 5,500 words including the abstract, tables, figure caption and references; abstract 89 words; 6 keywords; 5 tables and 1 figure in the main text (limit: 7,000 words including references, tables and figure caption); Online Resource 1 (ESM_1.pdf) with 13 tables and 1 figure.</w:t>
       </w:r>
     </w:p>
     <w:sectPr>
